--- a/engine/arcc_study/ARCC_Valuation_Study_01-09-2026_public.docx
+++ b/engine/arcc_study/ARCC_Valuation_Study_01-09-2026_public.docx
@@ -174,7 +174,7 @@
                 <w:color w:val="1C3A36"/>
                 <w:sz w:val="19"/>
               </w:rPr>
-              <w:t>Four lenses put the shares between EGP 45.65 and EGP 65.57, weighting to a central EGP 52.90 against a market price of EGP 59.00 — -10.3%.</w:t>
+              <w:t>Four lenses put the shares between EGP 45.65 and EGP 65.57, weighting to a central EGP 54.10 against a market price of EGP 59.00 — -8.3%.</w:t>
             </w:r>
           </w:p>
         </w:tc>
@@ -357,7 +357,7 @@
                 <w:color w:val="1C3A36"/>
                 <w:sz w:val="18"/>
               </w:rPr>
-              <w:t>55.21</w:t>
+              <w:t>57.60</w:t>
             </w:r>
           </w:p>
         </w:tc>
@@ -393,7 +393,7 @@
                 <w:color w:val="1C3A36"/>
                 <w:sz w:val="18"/>
               </w:rPr>
-              <w:t>-6.4%</w:t>
+              <w:t>-2.4%</w:t>
             </w:r>
           </w:p>
         </w:tc>
@@ -411,7 +411,7 @@
                 <w:color w:val="1C3A36"/>
                 <w:sz w:val="18"/>
               </w:rPr>
-              <w:t>48.8%</w:t>
+              <w:t>47.4%</w:t>
             </w:r>
           </w:p>
         </w:tc>
@@ -725,7 +725,7 @@
                 <w:color w:val="1C3A36"/>
                 <w:sz w:val="18"/>
               </w:rPr>
-              <w:t>52.90</w:t>
+              <w:t>54.10</w:t>
             </w:r>
           </w:p>
         </w:tc>
@@ -765,7 +765,7 @@
                 <w:color w:val="1C3A36"/>
                 <w:sz w:val="18"/>
               </w:rPr>
-              <w:t>-10.3%</w:t>
+              <w:t>-8.3%</w:t>
             </w:r>
           </w:p>
         </w:tc>
@@ -4219,7 +4219,7 @@
           <w:color w:val="1C3A36"/>
           <w:sz w:val="21"/>
         </w:rPr>
-        <w:t>That has a direct consequence for the forecast, and it is treated as one. Capital expenditure is NOT set at book depreciation. It is set at the economic maintenance level of USD 4.00 per tonne of installed capacity — about EGP 1,012mn in FY2026 against a book charge of EGP 344mn. Setting capex equal to book depreciation would flatter free cash flow by construction; the cost of refusing to do so is computed in section 1.9 and is worth +12.9% of the cash-flow lens. The audited FY2024 and FY2025 outturns of EGP 912mn and EGP 796mn — USD 4.1 and USD 3.2 a tonne — bracket the assumption, and both of those years carried growth projects as well as maintenance.</w:t>
+        <w:t>That has a direct consequence for the forecast, and it is treated as one. Capital expenditure is NOT set at book depreciation. It is set at the economic maintenance level of USD 3.23 per tonne of installed capacity — about EGP 817mn in FY2026 against a book charge of EGP 344mn. Setting capex equal to book depreciation would flatter free cash flow by construction; the cost of refusing to do so is computed in section 1.9 and is worth +5.8% of the cash-flow lens. The audited FY2024 and FY2025 outturns of EGP 912mn and EGP 796mn — USD 4.1 and USD 3.2 a tonne — bracket the assumption, and both of those years carried growth projects as well as maintenance.</w:t>
       </w:r>
     </w:p>
     <w:p>
@@ -4738,7 +4738,7 @@
                 <w:color w:val="1C3A36"/>
                 <w:sz w:val="18"/>
               </w:rPr>
-              <w:t>7.89%</w:t>
+              <w:t>13.36%</w:t>
             </w:r>
           </w:p>
         </w:tc>
@@ -4774,7 +4774,7 @@
           <w:color w:val="1C3A36"/>
           <w:sz w:val="21"/>
         </w:rPr>
-        <w:t>Three checks are published rather than asserted, because a contractual rate is not the same thing as a rate paid. Interest expense over average interest-bearing debt gives 20.85% in FY2024, 5.03% in FY2025 and 3.73% annualising the first quarter of 2026. The contractual 7.89% sits ABOVE all three, and the gap is not a reconciling item to be smoothed: the book re-based mid-year, so the trailing average balance is not what carried the interest, and the borrowing that funds an asset still under construction has its interest capitalised into that asset rather than expensed. The marginal contractual rate is the right one for a forward-looking discount rate, and the gap is disclosed so the reader can disagree.</w:t>
+        <w:t>Three checks are published rather than asserted, because a contractual rate is not the same thing as a rate paid. Interest expense over average interest-bearing debt gives 20.85% in FY2024, 5.03% in FY2025 and 3.73% annualising the first quarter of 2026. The contractual 13.36% sits ABOVE all three, and the gap is not a reconciling item to be smoothed: the book re-based mid-year, so the trailing average balance is not what carried the interest, and the borrowing that funds an asset still under construction has its interest capitalised into that asset rather than expensed. The marginal contractual rate is the right one for a forward-looking discount rate, and the gap is disclosed so the reader can disagree.</w:t>
       </w:r>
     </w:p>
     <w:p>
@@ -4788,7 +4788,7 @@
           <w:color w:val="1C3A36"/>
           <w:sz w:val="21"/>
         </w:rPr>
-        <w:t>One caution belongs next to that number. Adopting the contracted euro rate means the euro debt is NOT compensated for pound depreciation beyond what this study's own currency path already assumes. Loading the euro legs with 6% annual pound depreciation under interest parity gives a pound-equivalent cost of debt of 13.36% — nearly twice the adopted figure. The alternative is computed as a VALUE and not merely described: it is worth +3.5% of the cash-flow lens, because debt is only 4.9% of the capital structure. A large swing in a small weight is still a small effect, and saying so is not the same as dismissing it.</w:t>
+        <w:t>One caution belongs next to that number. Adopting the contracted euro rate means the euro debt is NOT compensated for pound depreciation beyond what this study's own currency path already assumes. Loading the euro legs with 6% annual pound depreciation under interest parity gives a pound-equivalent cost of debt of 13.36% — nearly twice the adopted figure. The alternative is computed as a VALUE and not merely described: it is worth +0.2% of the cash-flow lens, because debt is only 4.9% of the capital structure. A large swing in a small weight is still a small effect, and saying so is not the same as dismissing it.</w:t>
       </w:r>
     </w:p>
     <w:tbl>
@@ -5238,7 +5238,7 @@
                 <w:color w:val="1C3A36"/>
                 <w:sz w:val="18"/>
               </w:rPr>
-              <w:t>6.12%</w:t>
+              <w:t>10.35%</w:t>
             </w:r>
           </w:p>
         </w:tc>
@@ -5352,7 +5352,7 @@
                 <w:color w:val="1C3A36"/>
                 <w:sz w:val="18"/>
               </w:rPr>
-              <w:t>27.20%</w:t>
+              <w:t>27.40%</w:t>
             </w:r>
           </w:p>
         </w:tc>
@@ -5684,7 +5684,7 @@
                 <w:color w:val="1C3A36"/>
                 <w:sz w:val="18"/>
               </w:rPr>
-              <w:t>27.20%</w:t>
+              <w:t>27.40%</w:t>
             </w:r>
           </w:p>
         </w:tc>
@@ -5702,7 +5702,7 @@
                 <w:color w:val="1C3A36"/>
                 <w:sz w:val="18"/>
               </w:rPr>
-              <w:t>23.13%</w:t>
+              <w:t>23.26%</w:t>
             </w:r>
           </w:p>
         </w:tc>
@@ -5720,7 +5720,7 @@
                 <w:color w:val="1C3A36"/>
                 <w:sz w:val="18"/>
               </w:rPr>
-              <w:t>19.87%</w:t>
+              <w:t>19.94%</w:t>
             </w:r>
           </w:p>
         </w:tc>
@@ -5738,7 +5738,7 @@
                 <w:color w:val="1C3A36"/>
                 <w:sz w:val="18"/>
               </w:rPr>
-              <w:t>17.92%</w:t>
+              <w:t>17.95%</w:t>
             </w:r>
           </w:p>
         </w:tc>
@@ -5793,7 +5793,7 @@
                 <w:color w:val="1C3A36"/>
                 <w:sz w:val="18"/>
               </w:rPr>
-              <w:t>0.9416</w:t>
+              <w:t>0.9413</w:t>
             </w:r>
           </w:p>
         </w:tc>
@@ -5811,7 +5811,7 @@
                 <w:color w:val="1C3A36"/>
                 <w:sz w:val="18"/>
               </w:rPr>
-              <w:t>0.7991</w:t>
+              <w:t>0.7980</w:t>
             </w:r>
           </w:p>
         </w:tc>
@@ -5829,7 +5829,7 @@
                 <w:color w:val="1C3A36"/>
                 <w:sz w:val="18"/>
               </w:rPr>
-              <w:t>0.6577</w:t>
+              <w:t>0.6563</w:t>
             </w:r>
           </w:p>
         </w:tc>
@@ -5847,7 +5847,7 @@
                 <w:color w:val="1C3A36"/>
                 <w:sz w:val="18"/>
               </w:rPr>
-              <w:t>0.5532</w:t>
+              <w:t>0.5518</w:t>
             </w:r>
           </w:p>
         </w:tc>
@@ -5865,7 +5865,7 @@
                 <w:color w:val="1C3A36"/>
                 <w:sz w:val="18"/>
               </w:rPr>
-              <w:t>0.4721</w:t>
+              <w:t>0.4708</w:t>
             </w:r>
           </w:p>
         </w:tc>
@@ -5985,7 +5985,7 @@
           <w:color w:val="1C3A36"/>
           <w:sz w:val="21"/>
         </w:rPr>
-        <w:t>The consequence is large and is published as a value rather than described: on the withdrawn basket figure the cash-flow lens would read 63.40 against 55.21 on the adopted one, a difference of +14.8%.</w:t>
+        <w:t>The consequence is large and is published as a value rather than described: on the withdrawn basket figure the cash-flow lens would read 63.65 against 57.60 on the adopted one, a difference of +10.5%.</w:t>
       </w:r>
     </w:p>
     <w:tbl>
@@ -6166,7 +6166,7 @@
                 <w:color w:val="1C3A36"/>
                 <w:sz w:val="18"/>
               </w:rPr>
-              <w:t>66.99</w:t>
+              <w:t>67.20</w:t>
             </w:r>
           </w:p>
         </w:tc>
@@ -6184,7 +6184,7 @@
                 <w:color w:val="1C3A36"/>
                 <w:sz w:val="18"/>
               </w:rPr>
-              <w:t>60.11</w:t>
+              <w:t>60.40</w:t>
             </w:r>
           </w:p>
         </w:tc>
@@ -6202,7 +6202,7 @@
                 <w:color w:val="1C3A36"/>
                 <w:sz w:val="18"/>
               </w:rPr>
-              <w:t>54.69</w:t>
+              <w:t>55.05</w:t>
             </w:r>
           </w:p>
         </w:tc>
@@ -6220,7 +6220,7 @@
                 <w:color w:val="1C3A36"/>
                 <w:sz w:val="18"/>
               </w:rPr>
-              <w:t>51.32</w:t>
+              <w:t>51.73</w:t>
             </w:r>
           </w:p>
         </w:tc>
@@ -6238,7 +6238,7 @@
                 <w:color w:val="1C3A36"/>
                 <w:sz w:val="18"/>
               </w:rPr>
-              <w:t>48.41</w:t>
+              <w:t>48.86</w:t>
             </w:r>
           </w:p>
         </w:tc>
@@ -6891,7 +6891,7 @@
                 <w:color w:val="1C3A36"/>
                 <w:sz w:val="17"/>
               </w:rPr>
-              <w:t>4,866</w:t>
+              <w:t>4,916</w:t>
             </w:r>
           </w:p>
         </w:tc>
@@ -6909,7 +6909,7 @@
                 <w:color w:val="1C3A36"/>
                 <w:sz w:val="17"/>
               </w:rPr>
-              <w:t>5,234</w:t>
+              <w:t>5,287</w:t>
             </w:r>
           </w:p>
         </w:tc>
@@ -6927,7 +6927,7 @@
                 <w:color w:val="1C3A36"/>
                 <w:sz w:val="17"/>
               </w:rPr>
-              <w:t>5,645</w:t>
+              <w:t>5,700</w:t>
             </w:r>
           </w:p>
         </w:tc>
@@ -6945,7 +6945,7 @@
                 <w:color w:val="1C3A36"/>
                 <w:sz w:val="17"/>
               </w:rPr>
-              <w:t>5,974</w:t>
+              <w:t>6,032</w:t>
             </w:r>
           </w:p>
         </w:tc>
@@ -6963,7 +6963,7 @@
                 <w:color w:val="1C3A36"/>
                 <w:sz w:val="17"/>
               </w:rPr>
-              <w:t>6,350</w:t>
+              <w:t>6,410</w:t>
             </w:r>
           </w:p>
         </w:tc>
@@ -7109,7 +7109,7 @@
                 <w:color w:val="1C3A36"/>
                 <w:sz w:val="17"/>
               </w:rPr>
-              <w:t>3,707</w:t>
+              <w:t>3,745</w:t>
             </w:r>
           </w:p>
         </w:tc>
@@ -7127,7 +7127,7 @@
                 <w:color w:val="1C3A36"/>
                 <w:sz w:val="17"/>
               </w:rPr>
-              <w:t>3,988</w:t>
+              <w:t>4,028</w:t>
             </w:r>
           </w:p>
         </w:tc>
@@ -7145,7 +7145,7 @@
                 <w:color w:val="1C3A36"/>
                 <w:sz w:val="17"/>
               </w:rPr>
-              <w:t>4,300</w:t>
+              <w:t>4,343</w:t>
             </w:r>
           </w:p>
         </w:tc>
@@ -7163,7 +7163,7 @@
                 <w:color w:val="1C3A36"/>
                 <w:sz w:val="17"/>
               </w:rPr>
-              <w:t>4,551</w:t>
+              <w:t>4,595</w:t>
             </w:r>
           </w:p>
         </w:tc>
@@ -7181,7 +7181,7 @@
                 <w:color w:val="1C3A36"/>
                 <w:sz w:val="17"/>
               </w:rPr>
-              <w:t>4,837</w:t>
+              <w:t>4,883</w:t>
             </w:r>
           </w:p>
         </w:tc>
@@ -7327,7 +7327,7 @@
                 <w:color w:val="1C3A36"/>
                 <w:sz w:val="17"/>
               </w:rPr>
-              <w:t>(1,012)</w:t>
+              <w:t>(817)</w:t>
             </w:r>
           </w:p>
         </w:tc>
@@ -7345,7 +7345,7 @@
                 <w:color w:val="1C3A36"/>
                 <w:sz w:val="17"/>
               </w:rPr>
-              <w:t>(1,062)</w:t>
+              <w:t>(858)</w:t>
             </w:r>
           </w:p>
         </w:tc>
@@ -7363,7 +7363,7 @@
                 <w:color w:val="1C3A36"/>
                 <w:sz w:val="17"/>
               </w:rPr>
-              <w:t>(1,116)</w:t>
+              <w:t>(901)</w:t>
             </w:r>
           </w:p>
         </w:tc>
@@ -7381,7 +7381,7 @@
                 <w:color w:val="1C3A36"/>
                 <w:sz w:val="17"/>
               </w:rPr>
-              <w:t>(1,172)</w:t>
+              <w:t>(946)</w:t>
             </w:r>
           </w:p>
         </w:tc>
@@ -7399,7 +7399,7 @@
                 <w:color w:val="1C3A36"/>
                 <w:sz w:val="17"/>
               </w:rPr>
-              <w:t>(1,230)</w:t>
+              <w:t>(993)</w:t>
             </w:r>
           </w:p>
         </w:tc>
@@ -7549,7 +7549,7 @@
                 <w:color w:val="1C3A36"/>
                 <w:sz w:val="17"/>
               </w:rPr>
-              <w:t>1,465</w:t>
+              <w:t>1,582</w:t>
             </w:r>
           </w:p>
         </w:tc>
@@ -7569,7 +7569,7 @@
                 <w:color w:val="1C3A36"/>
                 <w:sz w:val="17"/>
               </w:rPr>
-              <w:t>3,187</w:t>
+              <w:t>3,432</w:t>
             </w:r>
           </w:p>
         </w:tc>
@@ -7589,7 +7589,7 @@
                 <w:color w:val="1C3A36"/>
                 <w:sz w:val="17"/>
               </w:rPr>
-              <w:t>3,505</w:t>
+              <w:t>3,762</w:t>
             </w:r>
           </w:p>
         </w:tc>
@@ -7609,7 +7609,7 @@
                 <w:color w:val="1C3A36"/>
                 <w:sz w:val="17"/>
               </w:rPr>
-              <w:t>3,782</w:t>
+              <w:t>4,052</w:t>
             </w:r>
           </w:p>
         </w:tc>
@@ -7629,7 +7629,7 @@
                 <w:color w:val="1C3A36"/>
                 <w:sz w:val="17"/>
               </w:rPr>
-              <w:t>4,084</w:t>
+              <w:t>4,367</w:t>
             </w:r>
           </w:p>
         </w:tc>
@@ -7666,7 +7666,7 @@
                 <w:color w:val="1C3A36"/>
                 <w:sz w:val="17"/>
               </w:rPr>
-              <w:t>0.9416</w:t>
+              <w:t>0.9413</w:t>
             </w:r>
           </w:p>
         </w:tc>
@@ -7684,7 +7684,7 @@
                 <w:color w:val="1C3A36"/>
                 <w:sz w:val="17"/>
               </w:rPr>
-              <w:t>0.7991</w:t>
+              <w:t>0.7980</w:t>
             </w:r>
           </w:p>
         </w:tc>
@@ -7702,7 +7702,7 @@
                 <w:color w:val="1C3A36"/>
                 <w:sz w:val="17"/>
               </w:rPr>
-              <w:t>0.6577</w:t>
+              <w:t>0.6563</w:t>
             </w:r>
           </w:p>
         </w:tc>
@@ -7720,7 +7720,7 @@
                 <w:color w:val="1C3A36"/>
                 <w:sz w:val="17"/>
               </w:rPr>
-              <w:t>0.5532</w:t>
+              <w:t>0.5518</w:t>
             </w:r>
           </w:p>
         </w:tc>
@@ -7738,7 +7738,7 @@
                 <w:color w:val="1C3A36"/>
                 <w:sz w:val="17"/>
               </w:rPr>
-              <w:t>0.4721</w:t>
+              <w:t>0.4708</w:t>
             </w:r>
           </w:p>
         </w:tc>
@@ -7779,7 +7779,7 @@
                 <w:color w:val="1C3A36"/>
                 <w:sz w:val="17"/>
               </w:rPr>
-              <w:t>1,380</w:t>
+              <w:t>1,489</w:t>
             </w:r>
           </w:p>
         </w:tc>
@@ -7799,7 +7799,7 @@
                 <w:color w:val="1C3A36"/>
                 <w:sz w:val="17"/>
               </w:rPr>
-              <w:t>2,547</w:t>
+              <w:t>2,739</w:t>
             </w:r>
           </w:p>
         </w:tc>
@@ -7819,7 +7819,7 @@
                 <w:color w:val="1C3A36"/>
                 <w:sz w:val="17"/>
               </w:rPr>
-              <w:t>2,305</w:t>
+              <w:t>2,469</w:t>
             </w:r>
           </w:p>
         </w:tc>
@@ -7839,7 +7839,7 @@
                 <w:color w:val="1C3A36"/>
                 <w:sz w:val="17"/>
               </w:rPr>
-              <w:t>2,092</w:t>
+              <w:t>2,236</w:t>
             </w:r>
           </w:p>
         </w:tc>
@@ -7859,7 +7859,7 @@
                 <w:color w:val="1C3A36"/>
                 <w:sz w:val="17"/>
               </w:rPr>
-              <w:t>1,928</w:t>
+              <w:t>2,056</w:t>
             </w:r>
           </w:p>
         </w:tc>
@@ -7909,7 +7909,7 @@
           <w:color w:val="1C3A36"/>
           <w:sz w:val="21"/>
         </w:rPr>
-        <w:t>The margin path is the central judgement in this forecast, and it deserves stating as one number rather than left inside a table. Local prices are assumed to grow 44.9% in total across the five years while pound costs grow 54.4% — a real erosion of about 7%. The EBITDA margin therefore falls from the audited 39.3% to 38.5% by FY2030, still well above the 23.1% of FY2024 and far above the 22.0% of FY2023. The claim is not that the business deteriorates; it is that part of the 2025 step-change gives back as dormant capacity returns and energy reform continues. A reader who thinks the industry passes cost through faster should read the margin sensitivity in section 7: two points of margin is worth about EGP 5.06 a share.</w:t>
+        <w:t>The margin path is the central judgement in this forecast, and it deserves stating as one number rather than left inside a table. Local prices are assumed to grow 44.9% in total across the five years while pound costs grow 54.4% — a real erosion of about 7%. The EBITDA margin therefore falls from the audited 39.3% to 38.5% by FY2030, still well above the 23.1% of FY2024 and far above the 22.0% of FY2023. The claim is not that the business deteriorates; it is that part of the 2025 step-change gives back as dormant capacity returns and energy reform continues. A reader who thinks the industry passes cost through faster should read the margin sensitivity in section 7: two points of margin is worth about EGP 4.81 a share.</w:t>
       </w:r>
     </w:p>
     <w:p>
@@ -7965,7 +7965,7 @@
           <w:color w:val="1C3A36"/>
           <w:sz w:val="21"/>
         </w:rPr>
-        <w:t>One reconciliation belongs here too, because it is the sharpest challenge to the forecast. The first quarter of 2026 — reviewed, not audited, but signed off in May — earned attributable profit of EGP 943mn on revenue of EGP 2,996mn, a gross margin of 42.9% against 40.6% for FY2025 as a whole. Four times that quarter is EGP 3,772mn. This model forecasts EGP 3,804mn for FY2026, +0.8% below the simple annualisation. Margins were still EXPANDING in the first quarter; the forecast assumes they turn. That is the assumption to attack.</w:t>
+        <w:t>One reconciliation belongs here too, because it is the sharpest challenge to the forecast. The first quarter of 2026 — reviewed, not audited, but signed off in May — earned attributable profit of EGP 943mn on revenue of EGP 2,996mn, a gross margin of 42.9% against 40.6% for FY2025 as a whole. Four times that quarter is EGP 3,772mn. This model forecasts EGP 3,842mn for FY2026, +1.8% below the simple annualisation. Margins were still EXPANDING in the first quarter; the forecast assumes they turn. That is the assumption to attack.</w:t>
       </w:r>
     </w:p>
     <w:p>
@@ -8099,7 +8099,7 @@
                 <w:color w:val="1C3A36"/>
                 <w:sz w:val="18"/>
               </w:rPr>
-              <w:t>10,252</w:t>
+              <w:t>10,989</w:t>
             </w:r>
           </w:p>
         </w:tc>
@@ -8117,7 +8117,7 @@
                 <w:color w:val="1C3A36"/>
                 <w:sz w:val="18"/>
               </w:rPr>
-              <w:t>27.35</w:t>
+              <w:t>29.31</w:t>
             </w:r>
           </w:p>
         </w:tc>
@@ -8154,7 +8154,7 @@
                 <w:color w:val="1C3A36"/>
                 <w:sz w:val="18"/>
               </w:rPr>
-              <w:t>9,757</w:t>
+              <w:t>9,916</w:t>
             </w:r>
           </w:p>
         </w:tc>
@@ -8172,7 +8172,7 @@
                 <w:color w:val="1C3A36"/>
                 <w:sz w:val="18"/>
               </w:rPr>
-              <w:t>26.03</w:t>
+              <w:t>26.45</w:t>
             </w:r>
           </w:p>
         </w:tc>
@@ -8213,7 +8213,7 @@
                 <w:color w:val="1C3A36"/>
                 <w:sz w:val="18"/>
               </w:rPr>
-              <w:t>20,009</w:t>
+              <w:t>20,905</w:t>
             </w:r>
           </w:p>
         </w:tc>
@@ -8233,7 +8233,7 @@
                 <w:color w:val="1C3A36"/>
                 <w:sz w:val="18"/>
               </w:rPr>
-              <w:t>53.38</w:t>
+              <w:t>55.77</w:t>
             </w:r>
           </w:p>
         </w:tc>
@@ -8384,7 +8384,7 @@
                 <w:color w:val="1C3A36"/>
                 <w:sz w:val="18"/>
               </w:rPr>
-              <w:t>20,696</w:t>
+              <w:t>21,592</w:t>
             </w:r>
           </w:p>
         </w:tc>
@@ -8404,7 +8404,7 @@
                 <w:color w:val="1C3A36"/>
                 <w:sz w:val="18"/>
               </w:rPr>
-              <w:t>55.21</w:t>
+              <w:t>57.60</w:t>
             </w:r>
           </w:p>
         </w:tc>
@@ -8445,7 +8445,7 @@
                 <w:color w:val="1C3A36"/>
                 <w:sz w:val="18"/>
               </w:rPr>
-              <w:t>48.8%</w:t>
+              <w:t>47.4%</w:t>
             </w:r>
           </w:p>
         </w:tc>
@@ -8575,7 +8575,7 @@
                 <w:color w:val="1C3A36"/>
                 <w:sz w:val="18"/>
               </w:rPr>
-              <w:t>-6.4%</w:t>
+              <w:t>-2.4%</w:t>
             </w:r>
           </w:p>
         </w:tc>
@@ -8625,7 +8625,7 @@
           <w:color w:val="1C3A36"/>
           <w:sz w:val="21"/>
         </w:rPr>
-        <w:t>Minority interests are deducted, and the audited figure is the reason this line is now immaterial: EGP 158,005 — one hundred and fifty-eight thousand pounds, or 0.0008% of equity value. The subsidiaries are 99% to 99.99% owned.</w:t>
+        <w:t>Minority interests are deducted, and the audited figure is the reason this line is now immaterial: EGP 158,005 — one hundred and fifty-eight thousand pounds, or 0.0007% of equity value. The subsidiaries are 99% to 99.99% owned.</w:t>
       </w:r>
     </w:p>
     <w:p>
@@ -8639,7 +8639,7 @@
           <w:color w:val="1C3A36"/>
           <w:sz w:val="21"/>
         </w:rPr>
-        <w:t>At 48.8% of enterprise value, the terminal value carries less of this valuation than the two-thirds to four-fifths a long-horizon discounted cash-flow model usually ends up with, and that is a consequence of the 27.2% explicit-window discount rate rather than a design choice — at that rate the fifth forecast year is already discounted to 47% of its face value. The answer therefore depends more on the next five years and less on a perpetuity assumption than is usual, which for a business whose next five years are forecastable from tonnes and disclosed costs is the right place for the weight to sit. It is worth naming the direction of travel honestly: the prior revision put the terminal share at 45.5%, and correcting the price path lifted it because a higher terminal margin loads more value into the perpetuity than into a heavily discounted explicit window. More of the answer rests on the far end than it did.</w:t>
+        <w:t>At 47.4% of enterprise value, the terminal value carries less of this valuation than the two-thirds to four-fifths a long-horizon discounted cash-flow model usually ends up with, and that is a consequence of the 27.4% explicit-window discount rate rather than a design choice — at that rate the fifth forecast year is already discounted to 47% of its face value. The answer therefore depends more on the next five years and less on a perpetuity assumption than is usual, which for a business whose next five years are forecastable from tonnes and disclosed costs is the right place for the weight to sit. It is worth naming the direction of travel honestly: the prior revision put the terminal share at 45.5%, and correcting the price path lifted it because a higher terminal margin loads more value into the perpetuity than into a heavily discounted explicit window. More of the answer rests on the far end than it did.</w:t>
       </w:r>
     </w:p>
     <w:p>
@@ -8709,7 +8709,7 @@
           <w:color w:val="1C3A36"/>
           <w:sz w:val="21"/>
         </w:rPr>
-        <w:t>The terminal block is therefore struck on REPLACEMENT-COST invested capital — EGP 50,481mn, being 5.0Mt at USD 130 a tonne. On that basis the terminal return on capital is 10.1% and the reinvestment rate that 5% growth requires is 49.7% of terminal profit.</w:t>
+        <w:t>The terminal block is therefore struck on REPLACEMENT-COST invested capital — EGP 50,481mn, being 5.0Mt at USD 130 a tonne. On that basis the terminal return on capital is 10.2% and the reinvestment rate that 5% growth requires is 49.2% of terminal profit.</w:t>
       </w:r>
     </w:p>
     <w:p>
@@ -8723,7 +8723,7 @@
           <w:color w:val="1C3A36"/>
           <w:sz w:val="21"/>
         </w:rPr>
-        <w:t>That choice of denominator all but switches the terminal growth rate off, and the reason is worth setting out because the obvious reading of it is wrong. A terminal return of 10.1% against a terminal rate of 16.5% looks like the textbook case in which growth destroys value. It is not the right test. Because reinvestment is growth divided by return on capital, and that return is itself terminal profit grown one year over a fixed capital base, the reinvestment charge collapses to a constant — growth multiplied by invested capital — and the whole terminal block reduces to terminal profit grown one year, less that charge, over the rate less growth. Differentiate it and the growth term vanishes: the DIRECTION of the lever is a constant of the model, and the hurdle is terminal profit over invested capital against the rate over one plus the rate, which is 14.13%. This company sits at 9.58% — -455 basis points above it. Growth therefore adds value, and adds almost none of it: the cash-flow lens is EGP 61.64 at 3% terminal growth and EGP 51.05 at 7%, a spread of -17.2% across four points of perpetual growth. The practical conclusion is the one that matters: on a replacement-cost denominator this plant roughly breaks even on new tonnes, in a market carrying 76Mt of capacity against 54Mt of consumption, so nothing in this valuation is bought with an assumption about perpetual growth. A reader who prefers the book basis should know it lifts the valuation substantially, and should say why a plant carried at a tenth of replacement cost is the right denominator.</w:t>
+        <w:t>That choice of denominator all but switches the terminal growth rate off, and the reason is worth setting out because the obvious reading of it is wrong. A terminal return of 10.2% against a terminal rate of 16.5% looks like the textbook case in which growth destroys value. It is not the right test. Because reinvestment is growth divided by return on capital, and that return is itself terminal profit grown one year over a fixed capital base, the reinvestment charge collapses to a constant — growth multiplied by invested capital — and the whole terminal block reduces to terminal profit grown one year, less that charge, over the rate less growth. Differentiate it and the growth term vanishes: the DIRECTION of the lever is a constant of the model, and the hurdle is terminal profit over invested capital against the rate over one plus the rate, which is 14.13%. This company sits at 9.67% — -446 basis points above it. Growth therefore adds value, and adds almost none of it: the cash-flow lens is EGP 61.55 at 3% terminal growth and EGP 51.97 at 7%, a spread of -15.6% across four points of perpetual growth. The practical conclusion is the one that matters: on a replacement-cost denominator this plant roughly breaks even on new tonnes, in a market carrying 76Mt of capacity against 54Mt of consumption, so nothing in this valuation is bought with an assumption about perpetual growth. A reader who prefers the book basis should know it lifts the valuation substantially, and should say why a plant carried at a tenth of replacement cost is the right denominator.</w:t>
       </w:r>
     </w:p>
     <w:tbl>
@@ -8886,7 +8886,7 @@
                 <w:color w:val="1C3A36"/>
                 <w:sz w:val="18"/>
               </w:rPr>
-              <w:t>24.20%</w:t>
+              <w:t>24.40%</w:t>
             </w:r>
           </w:p>
         </w:tc>
@@ -8904,7 +8904,7 @@
                 <w:color w:val="1C3A36"/>
                 <w:sz w:val="18"/>
               </w:rPr>
-              <w:t>63.68</w:t>
+              <w:t>63.57</w:t>
             </w:r>
           </w:p>
         </w:tc>
@@ -8922,7 +8922,7 @@
                 <w:color w:val="1C3A36"/>
                 <w:sz w:val="18"/>
               </w:rPr>
-              <w:t>61.59</w:t>
+              <w:t>61.68</w:t>
             </w:r>
           </w:p>
         </w:tc>
@@ -8940,7 +8940,7 @@
                 <w:color w:val="1C3A36"/>
                 <w:sz w:val="18"/>
               </w:rPr>
-              <w:t>59.14</w:t>
+              <w:t>59.46</w:t>
             </w:r>
           </w:p>
         </w:tc>
@@ -8958,7 +8958,7 @@
                 <w:color w:val="1C3A36"/>
                 <w:sz w:val="18"/>
               </w:rPr>
-              <w:t>56.22</w:t>
+              <w:t>56.81</w:t>
             </w:r>
           </w:p>
         </w:tc>
@@ -8976,7 +8976,7 @@
                 <w:color w:val="1C3A36"/>
                 <w:sz w:val="18"/>
               </w:rPr>
-              <w:t>52.68</w:t>
+              <w:t>53.60</w:t>
             </w:r>
           </w:p>
         </w:tc>
@@ -8995,7 +8995,7 @@
                 <w:color w:val="1C3A36"/>
                 <w:sz w:val="18"/>
               </w:rPr>
-              <w:t>25.70%</w:t>
+              <w:t>25.90%</w:t>
             </w:r>
           </w:p>
         </w:tc>
@@ -9013,7 +9013,7 @@
                 <w:color w:val="1C3A36"/>
                 <w:sz w:val="18"/>
               </w:rPr>
-              <w:t>62.65</w:t>
+              <w:t>62.55</w:t>
             </w:r>
           </w:p>
         </w:tc>
@@ -9031,7 +9031,7 @@
                 <w:color w:val="1C3A36"/>
                 <w:sz w:val="18"/>
               </w:rPr>
-              <w:t>60.60</w:t>
+              <w:t>60.69</w:t>
             </w:r>
           </w:p>
         </w:tc>
@@ -9049,7 +9049,7 @@
                 <w:color w:val="1C3A36"/>
                 <w:sz w:val="18"/>
               </w:rPr>
-              <w:t>58.19</w:t>
+              <w:t>58.51</w:t>
             </w:r>
           </w:p>
         </w:tc>
@@ -9067,7 +9067,7 @@
                 <w:color w:val="1C3A36"/>
                 <w:sz w:val="18"/>
               </w:rPr>
-              <w:t>55.33</w:t>
+              <w:t>55.92</w:t>
             </w:r>
           </w:p>
         </w:tc>
@@ -9085,7 +9085,7 @@
                 <w:color w:val="1C3A36"/>
                 <w:sz w:val="18"/>
               </w:rPr>
-              <w:t>51.86</w:t>
+              <w:t>52.78</w:t>
             </w:r>
           </w:p>
         </w:tc>
@@ -9104,7 +9104,7 @@
                 <w:color w:val="1C3A36"/>
                 <w:sz w:val="18"/>
               </w:rPr>
-              <w:t>27.20%</w:t>
+              <w:t>27.40%</w:t>
             </w:r>
           </w:p>
         </w:tc>
@@ -9122,7 +9122,7 @@
                 <w:color w:val="1C3A36"/>
                 <w:sz w:val="18"/>
               </w:rPr>
-              <w:t>61.64</w:t>
+              <w:t>61.55</w:t>
             </w:r>
           </w:p>
         </w:tc>
@@ -9140,7 +9140,7 @@
                 <w:color w:val="1C3A36"/>
                 <w:sz w:val="18"/>
               </w:rPr>
-              <w:t>59.63</w:t>
+              <w:t>59.73</w:t>
             </w:r>
           </w:p>
         </w:tc>
@@ -9158,7 +9158,7 @@
                 <w:color w:val="1C3A36"/>
                 <w:sz w:val="18"/>
               </w:rPr>
-              <w:t>57.27</w:t>
+              <w:t>57.60</w:t>
             </w:r>
           </w:p>
         </w:tc>
@@ -9176,7 +9176,7 @@
                 <w:color w:val="1C3A36"/>
                 <w:sz w:val="18"/>
               </w:rPr>
-              <w:t>54.46</w:t>
+              <w:t>55.05</w:t>
             </w:r>
           </w:p>
         </w:tc>
@@ -9194,7 +9194,7 @@
                 <w:color w:val="1C3A36"/>
                 <w:sz w:val="18"/>
               </w:rPr>
-              <w:t>51.05</w:t>
+              <w:t>51.97</w:t>
             </w:r>
           </w:p>
         </w:tc>
@@ -9213,7 +9213,7 @@
                 <w:color w:val="1C3A36"/>
                 <w:sz w:val="18"/>
               </w:rPr>
-              <w:t>28.70%</w:t>
+              <w:t>28.90%</w:t>
             </w:r>
           </w:p>
         </w:tc>
@@ -9231,7 +9231,7 @@
                 <w:color w:val="1C3A36"/>
                 <w:sz w:val="18"/>
               </w:rPr>
-              <w:t>60.66</w:t>
+              <w:t>60.59</w:t>
             </w:r>
           </w:p>
         </w:tc>
@@ -9249,7 +9249,7 @@
                 <w:color w:val="1C3A36"/>
                 <w:sz w:val="18"/>
               </w:rPr>
-              <w:t>58.69</w:t>
+              <w:t>58.80</w:t>
             </w:r>
           </w:p>
         </w:tc>
@@ -9267,7 +9267,7 @@
                 <w:color w:val="1C3A36"/>
                 <w:sz w:val="18"/>
               </w:rPr>
-              <w:t>56.37</w:t>
+              <w:t>56.70</w:t>
             </w:r>
           </w:p>
         </w:tc>
@@ -9285,7 +9285,7 @@
                 <w:color w:val="1C3A36"/>
                 <w:sz w:val="18"/>
               </w:rPr>
-              <w:t>53.61</w:t>
+              <w:t>54.21</w:t>
             </w:r>
           </w:p>
         </w:tc>
@@ -9303,7 +9303,7 @@
                 <w:color w:val="1C3A36"/>
                 <w:sz w:val="18"/>
               </w:rPr>
-              <w:t>50.27</w:t>
+              <w:t>51.18</w:t>
             </w:r>
           </w:p>
         </w:tc>
@@ -9322,7 +9322,7 @@
                 <w:color w:val="1C3A36"/>
                 <w:sz w:val="18"/>
               </w:rPr>
-              <w:t>30.20%</w:t>
+              <w:t>30.40%</w:t>
             </w:r>
           </w:p>
         </w:tc>
@@ -9340,7 +9340,7 @@
                 <w:color w:val="1C3A36"/>
                 <w:sz w:val="18"/>
               </w:rPr>
-              <w:t>59.70</w:t>
+              <w:t>59.64</w:t>
             </w:r>
           </w:p>
         </w:tc>
@@ -9358,7 +9358,7 @@
                 <w:color w:val="1C3A36"/>
                 <w:sz w:val="18"/>
               </w:rPr>
-              <w:t>57.77</w:t>
+              <w:t>57.89</w:t>
             </w:r>
           </w:p>
         </w:tc>
@@ -9376,7 +9376,7 @@
                 <w:color w:val="1C3A36"/>
                 <w:sz w:val="18"/>
               </w:rPr>
-              <w:t>55.49</w:t>
+              <w:t>55.83</w:t>
             </w:r>
           </w:p>
         </w:tc>
@@ -9394,7 +9394,7 @@
                 <w:color w:val="1C3A36"/>
                 <w:sz w:val="18"/>
               </w:rPr>
-              <w:t>52.79</w:t>
+              <w:t>53.38</w:t>
             </w:r>
           </w:p>
         </w:tc>
@@ -9412,7 +9412,7 @@
                 <w:color w:val="1C3A36"/>
                 <w:sz w:val="18"/>
               </w:rPr>
-              <w:t>49.51</w:t>
+              <w:t>50.41</w:t>
             </w:r>
           </w:p>
         </w:tc>
@@ -9434,7 +9434,7 @@
           <w:color w:val="6E7B77"/>
           <w:sz w:val="17"/>
         </w:rPr>
-        <w:t>Table 11 — Fair value per share across the explicit-window cost of capital and terminal growth. Growth is the STRONGER of the two levers here and it points DOWN: across a row the value moves EGP 11.00, against EGP 3.98 down a column. The paragraphs above set out why the growth axis is nearly flat — on a replacement-cost denominator this plant sits within -455 basis points of breaking even on new tonnes, so perpetual growth neither creates nor destroys much of anything.</w:t>
+        <w:t>Table 11 — Fair value per share across the explicit-window cost of capital and terminal growth. Growth is the STRONGER of the two levers here and it points DOWN: across a row the value moves EGP 9.96, against EGP 3.93 down a column. The paragraphs above set out why the growth axis is nearly flat — on a replacement-cost denominator this plant sits within -446 basis points of breaking even on new tonnes, so perpetual growth neither creates nor destroys much of anything.</w:t>
       </w:r>
     </w:p>
     <w:p>
@@ -9651,7 +9651,7 @@
                 <w:color w:val="1C3A36"/>
                 <w:sz w:val="18"/>
               </w:rPr>
-              <w:t>24.20%</w:t>
+              <w:t>24.40%</w:t>
             </w:r>
           </w:p>
         </w:tc>
@@ -9669,7 +9669,7 @@
                 <w:color w:val="1C3A36"/>
                 <w:sz w:val="18"/>
               </w:rPr>
-              <w:t>67.28</w:t>
+              <w:t>67.48</w:t>
             </w:r>
           </w:p>
         </w:tc>
@@ -9687,7 +9687,7 @@
                 <w:color w:val="1C3A36"/>
                 <w:sz w:val="18"/>
               </w:rPr>
-              <w:t>62.83</w:t>
+              <w:t>63.09</w:t>
             </w:r>
           </w:p>
         </w:tc>
@@ -9705,7 +9705,7 @@
                 <w:color w:val="1C3A36"/>
                 <w:sz w:val="18"/>
               </w:rPr>
-              <w:t>59.14</w:t>
+              <w:t>59.46</w:t>
             </w:r>
           </w:p>
         </w:tc>
@@ -9723,7 +9723,7 @@
                 <w:color w:val="1C3A36"/>
                 <w:sz w:val="18"/>
               </w:rPr>
-              <w:t>56.03</w:t>
+              <w:t>56.39</w:t>
             </w:r>
           </w:p>
         </w:tc>
@@ -9741,7 +9741,7 @@
                 <w:color w:val="1C3A36"/>
                 <w:sz w:val="18"/>
               </w:rPr>
-              <w:t>53.36</w:t>
+              <w:t>53.76</w:t>
             </w:r>
           </w:p>
         </w:tc>
@@ -9760,7 +9760,7 @@
                 <w:color w:val="1C3A36"/>
                 <w:sz w:val="18"/>
               </w:rPr>
-              <w:t>25.70%</w:t>
+              <w:t>25.90%</w:t>
             </w:r>
           </w:p>
         </w:tc>
@@ -9778,7 +9778,7 @@
                 <w:color w:val="1C3A36"/>
                 <w:sz w:val="18"/>
               </w:rPr>
-              <w:t>66.17</w:t>
+              <w:t>66.38</w:t>
             </w:r>
           </w:p>
         </w:tc>
@@ -9796,7 +9796,7 @@
                 <w:color w:val="1C3A36"/>
                 <w:sz w:val="18"/>
               </w:rPr>
-              <w:t>61.81</w:t>
+              <w:t>62.08</w:t>
             </w:r>
           </w:p>
         </w:tc>
@@ -9814,7 +9814,7 @@
                 <w:color w:val="1C3A36"/>
                 <w:sz w:val="18"/>
               </w:rPr>
-              <w:t>58.19</w:t>
+              <w:t>58.51</w:t>
             </w:r>
           </w:p>
         </w:tc>
@@ -9832,7 +9832,7 @@
                 <w:color w:val="1C3A36"/>
                 <w:sz w:val="18"/>
               </w:rPr>
-              <w:t>55.14</w:t>
+              <w:t>55.51</w:t>
             </w:r>
           </w:p>
         </w:tc>
@@ -9850,7 +9850,7 @@
                 <w:color w:val="1C3A36"/>
                 <w:sz w:val="18"/>
               </w:rPr>
-              <w:t>52.52</w:t>
+              <w:t>52.93</w:t>
             </w:r>
           </w:p>
         </w:tc>
@@ -9869,7 +9869,7 @@
                 <w:color w:val="1C3A36"/>
                 <w:sz w:val="18"/>
               </w:rPr>
-              <w:t>27.20%</w:t>
+              <w:t>27.40%</w:t>
             </w:r>
           </w:p>
         </w:tc>
@@ -9887,7 +9887,7 @@
                 <w:color w:val="1C3A36"/>
                 <w:sz w:val="18"/>
               </w:rPr>
-              <w:t>65.09</w:t>
+              <w:t>65.31</w:t>
             </w:r>
           </w:p>
         </w:tc>
@@ -9905,7 +9905,7 @@
                 <w:color w:val="1C3A36"/>
                 <w:sz w:val="18"/>
               </w:rPr>
-              <w:t>60.82</w:t>
+              <w:t>61.09</w:t>
             </w:r>
           </w:p>
         </w:tc>
@@ -9923,7 +9923,7 @@
                 <w:color w:val="1C3A36"/>
                 <w:sz w:val="18"/>
               </w:rPr>
-              <w:t>57.27</w:t>
+              <w:t>57.60</w:t>
             </w:r>
           </w:p>
         </w:tc>
@@ -9941,7 +9941,7 @@
                 <w:color w:val="1C3A36"/>
                 <w:sz w:val="18"/>
               </w:rPr>
-              <w:t>54.28</w:t>
+              <w:t>54.65</w:t>
             </w:r>
           </w:p>
         </w:tc>
@@ -9959,7 +9959,7 @@
                 <w:color w:val="1C3A36"/>
                 <w:sz w:val="18"/>
               </w:rPr>
-              <w:t>51.71</w:t>
+              <w:t>52.13</w:t>
             </w:r>
           </w:p>
         </w:tc>
@@ -9978,7 +9978,7 @@
                 <w:color w:val="1C3A36"/>
                 <w:sz w:val="18"/>
               </w:rPr>
-              <w:t>28.70%</w:t>
+              <w:t>28.90%</w:t>
             </w:r>
           </w:p>
         </w:tc>
@@ -9996,7 +9996,7 @@
                 <w:color w:val="1C3A36"/>
                 <w:sz w:val="18"/>
               </w:rPr>
-              <w:t>64.03</w:t>
+              <w:t>64.26</w:t>
             </w:r>
           </w:p>
         </w:tc>
@@ -10014,7 +10014,7 @@
                 <w:color w:val="1C3A36"/>
                 <w:sz w:val="18"/>
               </w:rPr>
-              <w:t>59.85</w:t>
+              <w:t>60.13</w:t>
             </w:r>
           </w:p>
         </w:tc>
@@ -10032,7 +10032,7 @@
                 <w:color w:val="1C3A36"/>
                 <w:sz w:val="18"/>
               </w:rPr>
-              <w:t>56.37</w:t>
+              <w:t>56.70</w:t>
             </w:r>
           </w:p>
         </w:tc>
@@ -10050,7 +10050,7 @@
                 <w:color w:val="1C3A36"/>
                 <w:sz w:val="18"/>
               </w:rPr>
-              <w:t>53.44</w:t>
+              <w:t>53.81</w:t>
             </w:r>
           </w:p>
         </w:tc>
@@ -10068,7 +10068,7 @@
                 <w:color w:val="1C3A36"/>
                 <w:sz w:val="18"/>
               </w:rPr>
-              <w:t>50.92</w:t>
+              <w:t>51.34</w:t>
             </w:r>
           </w:p>
         </w:tc>
@@ -10087,7 +10087,7 @@
                 <w:color w:val="1C3A36"/>
                 <w:sz w:val="18"/>
               </w:rPr>
-              <w:t>30.20%</w:t>
+              <w:t>30.40%</w:t>
             </w:r>
           </w:p>
         </w:tc>
@@ -10105,7 +10105,7 @@
                 <w:color w:val="1C3A36"/>
                 <w:sz w:val="18"/>
               </w:rPr>
-              <w:t>63.01</w:t>
+              <w:t>63.24</w:t>
             </w:r>
           </w:p>
         </w:tc>
@@ -10123,7 +10123,7 @@
                 <w:color w:val="1C3A36"/>
                 <w:sz w:val="18"/>
               </w:rPr>
-              <w:t>58.90</w:t>
+              <w:t>59.19</w:t>
             </w:r>
           </w:p>
         </w:tc>
@@ -10141,7 +10141,7 @@
                 <w:color w:val="1C3A36"/>
                 <w:sz w:val="18"/>
               </w:rPr>
-              <w:t>55.49</w:t>
+              <w:t>55.83</w:t>
             </w:r>
           </w:p>
         </w:tc>
@@ -10159,7 +10159,7 @@
                 <w:color w:val="1C3A36"/>
                 <w:sz w:val="18"/>
               </w:rPr>
-              <w:t>52.62</w:t>
+              <w:t>53.00</w:t>
             </w:r>
           </w:p>
         </w:tc>
@@ -10177,7 +10177,7 @@
                 <w:color w:val="1C3A36"/>
                 <w:sz w:val="18"/>
               </w:rPr>
-              <w:t>50.15</w:t>
+              <w:t>50.57</w:t>
             </w:r>
           </w:p>
         </w:tc>
@@ -10378,7 +10378,7 @@
                 <w:color w:val="1C3A36"/>
                 <w:sz w:val="17"/>
               </w:rPr>
-              <w:t>Cost of debt: currency composition as contracted (adopted) vs the pound-equivalent under uncovered interest parity</w:t>
+              <w:t>Cost of debt: the POUND-EQUIVALENT cost of a euro debt book (adopted) vs the contracted euro rate</w:t>
             </w:r>
           </w:p>
         </w:tc>
@@ -10396,13 +10396,31 @@
                 <w:color w:val="1C3A36"/>
                 <w:sz w:val="17"/>
               </w:rPr>
+              <w:t>13.36%</w:t>
+            </w:r>
+          </w:p>
+        </w:tc>
+        <w:tc>
+          <w:tcPr>
+            <w:tcW w:type="dxa" w:w="1728"/>
+          </w:tcPr>
+          <w:p>
+            <w:pPr>
+              <w:spacing w:after="20"/>
+              <w:jc w:val="right"/>
+            </w:pPr>
+            <w:r>
+              <w:rPr>
+                <w:color w:val="1C3A36"/>
+                <w:sz w:val="17"/>
+              </w:rPr>
               <w:t>7.89%</w:t>
             </w:r>
           </w:p>
         </w:tc>
         <w:tc>
           <w:tcPr>
-            <w:tcW w:type="dxa" w:w="1728"/>
+            <w:tcW w:type="dxa" w:w="2448"/>
           </w:tcPr>
           <w:p>
             <w:pPr>
@@ -10414,25 +10432,7 @@
                 <w:color w:val="1C3A36"/>
                 <w:sz w:val="17"/>
               </w:rPr>
-              <w:t>13.36%</w:t>
-            </w:r>
-          </w:p>
-        </w:tc>
-        <w:tc>
-          <w:tcPr>
-            <w:tcW w:type="dxa" w:w="2448"/>
-          </w:tcPr>
-          <w:p>
-            <w:pPr>
-              <w:spacing w:after="20"/>
-              <w:jc w:val="right"/>
-            </w:pPr>
-            <w:r>
-              <w:rPr>
-                <w:color w:val="1C3A36"/>
-                <w:sz w:val="17"/>
-              </w:rPr>
-              <w:t>57.14  (+3.5%)</w:t>
+              <w:t>57.72  (+0.2%)</w:t>
             </w:r>
           </w:p>
         </w:tc>
@@ -10505,7 +10505,7 @@
                 <w:color w:val="1C3A36"/>
                 <w:sz w:val="17"/>
               </w:rPr>
-              <w:t>63.40  (+14.8%)</w:t>
+              <w:t>63.65  (+10.5%)</w:t>
             </w:r>
           </w:p>
         </w:tc>
@@ -10542,7 +10542,7 @@
                 <w:color w:val="1C3A36"/>
                 <w:sz w:val="17"/>
               </w:rPr>
-              <w:t>USD 4.00/t</w:t>
+              <w:t>USD 3.23/t</w:t>
             </w:r>
           </w:p>
         </w:tc>
@@ -10578,7 +10578,7 @@
                 <w:color w:val="1C3A36"/>
                 <w:sz w:val="17"/>
               </w:rPr>
-              <w:t>62.32  (+12.9%)</w:t>
+              <w:t>60.95  (+5.8%)</w:t>
             </w:r>
           </w:p>
         </w:tc>
@@ -12675,7 +12675,7 @@
           <w:color w:val="1C3A36"/>
           <w:sz w:val="21"/>
         </w:rPr>
-        <w:t>Strip out the items resolved above and the honest disagreement left is one thing: how fast does the FY2025 margin peak fade. Everything else in the bridge is either a construction error on the published target (the date mismatch, the sub-depreciation capex path, the unfunded terminal growth, the still-outstanding dividend) or a lens-weighting convention that is not a factual dispute at all. A market price of EGP 59.00 sits between this study’s central of EGP 52.90 and EFG’s corrected-for-its-own-errors figure, closer to ours — but a buyer paying spot is not implicitly endorsing either model whole. Splitting the one open question down the middle — EFG’s margin path and this study’s volume path, averaged rather than either side’s optimism taken alone — prices at EGP 57.83, -2.0% against spot. That, not either published figure, is the number this study would defend if forced to name one.</w:t>
+        <w:t>Strip out the items resolved above and the honest disagreement left is one thing: how fast does the FY2025 margin peak fade. Everything else in the bridge is either a construction error on the published target (the date mismatch, the sub-depreciation capex path, the unfunded terminal growth, the still-outstanding dividend) or a lens-weighting convention that is not a factual dispute at all. A market price of EGP 59.00 sits between this study’s central of EGP 54.10 and EFG’s corrected-for-its-own-errors figure, closer to ours — but a buyer paying spot is not implicitly endorsing either model whole. Splitting the one open question down the middle — EFG’s margin path and this study’s volume path, averaged rather than either side’s optimism taken alone — prices at EGP 57.83, -2.0% against spot. That, not either published figure, is the number this study would defend if forced to name one.</w:t>
       </w:r>
     </w:p>
     <w:p>
@@ -14258,7 +14258,7 @@
                 <w:color w:val="1C3A36"/>
                 <w:sz w:val="18"/>
               </w:rPr>
-              <w:t>51.40</w:t>
+              <w:t>51.97</w:t>
             </w:r>
           </w:p>
         </w:tc>
@@ -14276,7 +14276,7 @@
                 <w:color w:val="1C3A36"/>
                 <w:sz w:val="18"/>
               </w:rPr>
-              <w:t>55.21</w:t>
+              <w:t>57.60</w:t>
             </w:r>
           </w:p>
         </w:tc>
@@ -14294,7 +14294,7 @@
                 <w:color w:val="1C3A36"/>
                 <w:sz w:val="18"/>
               </w:rPr>
-              <w:t>63.34</w:t>
+              <w:t>63.41</w:t>
             </w:r>
           </w:p>
         </w:tc>
@@ -14330,7 +14330,7 @@
                 <w:color w:val="1C3A36"/>
                 <w:sz w:val="18"/>
               </w:rPr>
-              <w:t>-6.4%</w:t>
+              <w:t>-2.4%</w:t>
             </w:r>
           </w:p>
         </w:tc>
@@ -14698,7 +14698,7 @@
                 <w:color w:val="1C3A36"/>
                 <w:sz w:val="18"/>
               </w:rPr>
-              <w:t>48.47</w:t>
+              <w:t>48.75</w:t>
             </w:r>
           </w:p>
         </w:tc>
@@ -14718,7 +14718,7 @@
                 <w:color w:val="1C3A36"/>
                 <w:sz w:val="18"/>
               </w:rPr>
-              <w:t>52.90</w:t>
+              <w:t>54.10</w:t>
             </w:r>
           </w:p>
         </w:tc>
@@ -14738,7 +14738,7 @@
                 <w:color w:val="1C3A36"/>
                 <w:sz w:val="18"/>
               </w:rPr>
-              <w:t>59.50</w:t>
+              <w:t>59.53</w:t>
             </w:r>
           </w:p>
         </w:tc>
@@ -14778,7 +14778,7 @@
                 <w:color w:val="1C3A36"/>
                 <w:sz w:val="18"/>
               </w:rPr>
-              <w:t>-10.3%</w:t>
+              <w:t>-8.3%</w:t>
             </w:r>
           </w:p>
         </w:tc>
@@ -14814,7 +14814,7 @@
           <w:color w:val="1C3A36"/>
           <w:sz w:val="21"/>
         </w:rPr>
-        <w:t>The four lenses do not agree, and the pattern of their disagreement is the most useful thing in this study. Two of them sit ABOVE the market price — Asset / replacement cost, at EGP 65.57 — and two sit below: Relative multiples, Normalised earnings and DCF (cash flow), at EGP 45.65 and EGP 49.64 and EGP 55.21. The split is not assets against earnings. It runs between what the plant can be expected to EARN or COST from here, which both land above the market, and what the market is currently willing to PAY for a pound of Egyptian cement earnings, which is what the two multiple-based lenses measure and which lands below. A cement peer group trading at 6.2 times earnings in a country whose policy rate has a two in front of it is not obviously mispricing anything; it is discounting the same restart programme this study discounts, only harder and sooner.</w:t>
+        <w:t>The four lenses do not agree, and the pattern of their disagreement is the most useful thing in this study. Two of them sit ABOVE the market price — Asset / replacement cost, at EGP 65.57 — and two sit below: Relative multiples, Normalised earnings and DCF (cash flow), at EGP 45.65 and EGP 49.64 and EGP 57.60. The split is not assets against earnings. It runs between what the plant can be expected to EARN or COST from here, which both land above the market, and what the market is currently willing to PAY for a pound of Egyptian cement earnings, which is what the two multiple-based lenses measure and which lands below. A cement peer group trading at 6.2 times earnings in a country whose policy rate has a two in front of it is not obviously mispricing anything; it is discounting the same restart programme this study discounts, only harder and sooner.</w:t>
       </w:r>
     </w:p>
     <w:p>
@@ -14828,7 +14828,7 @@
           <w:color w:val="1C3A36"/>
           <w:sz w:val="21"/>
         </w:rPr>
-        <w:t>The weighting resolves that in favour of earnings, at 50%/20%/22%/8%, and gives a central EGP 52.90 against EGP 59.00 — -10.3%. A reader who believes replacement cost is a floor rather than a ceiling would weight the asset lens far more and reach the opposite conclusion. The case against doing so is the 12.6Mt restart programme, and it is a testable one.</w:t>
+        <w:t>The weighting resolves that in favour of earnings, at 50%/20%/22%/8%, and gives a central EGP 54.10 against EGP 59.00 — -8.3%. A reader who believes replacement cost is a floor rather than a ceiling would weight the asset lens far more and reach the opposite conclusion. The case against doing so is the 12.6Mt restart programme, and it is a testable one.</w:t>
       </w:r>
     </w:p>
     <w:p>
@@ -15484,7 +15484,7 @@
           <w:color w:val="1C3A36"/>
           <w:sz w:val="21"/>
         </w:rPr>
-        <w:t>Four reviewers tested the previous edition. Between them they showed that its volume came from an assumed price rather than from the plant, that its FY2025 validation was an identity that could not fail, that its terminal capital was measured in valuation-date pounds against a terminal-year cash flow, that its terminal cost of debt sat 250 basis points below its own terminal risk-free rate, that its terminal risk-free rate used the central bank's near-dated inflation target rather than its medium-term one, that its discount factors applied each year's rate one period late, that its beta was levered twice, and that ten rows of its income statement were labelled one row above their contents. All of that is corrected here. The central fair value moves from EGP 61.30 to EGP 52.90, and the conclusion moves from a premium over the market to a small discount.</w:t>
+        <w:t>Four reviewers tested the previous edition. Between them they showed that its volume came from an assumed price rather than from the plant, that its FY2025 validation was an identity that could not fail, that its terminal capital was measured in valuation-date pounds against a terminal-year cash flow, that its terminal cost of debt sat 250 basis points below its own terminal risk-free rate, that its terminal risk-free rate used the central bank's near-dated inflation target rather than its medium-term one, that its discount factors applied each year's rate one period late, that its beta was levered twice, and that ten rows of its income statement were labelled one row above their contents. All of that is corrected here. The central fair value moves from EGP 61.30 to EGP 54.10, and the conclusion moves from a premium over the market to a small discount.</w:t>
       </w:r>
     </w:p>
     <w:p>
@@ -15547,7 +15547,7 @@
           <w:color w:val="1C3A36"/>
           <w:sz w:val="21"/>
         </w:rPr>
-        <w:t>The blended 7.89% sits above the 5.03% that FY2025 interest over average debt gives and the 3.73% the first quarter of 2026 annualises to, because the book re-based mid-year and interest on assets still under construction is capitalised. Adopting the contracted euro rate also means the euro debt is not compensated for pound depreciation beyond the currency path assumed here; the pound-equivalent alternative is 13.36% and is worth +3.5%.</w:t>
+        <w:t>The blended 13.36% sits above the 5.03% that FY2025 interest over average debt gives and the 3.73% the first quarter of 2026 annualises to, because the book re-based mid-year and interest on assets still under construction is capitalised. Adopting the contracted euro rate also means the euro debt is not compensated for pound depreciation beyond the currency path assumed here; the pound-equivalent alternative is 13.36% and is worth +0.2%.</w:t>
       </w:r>
     </w:p>
     <w:p>
@@ -15631,7 +15631,7 @@
           <w:color w:val="1C3A36"/>
           <w:sz w:val="21"/>
         </w:rPr>
-        <w:t>Return on capital is 60.6% on the audited book and 10.1% on replacement cost. The terminal block uses replacement cost, which leaves the plant roughly breaking even on new tonnes — 9.58% against a hurdle of 14.13%, so four points of terminal growth are worth -17.2% of value and the answer does not rest on the rate. On the book basis growth would be close to free and the valuation materially higher. The case for replacement cost is that the book carries a 2010-vintage plant at a tenth of what one would cost to build today, but a reader is entitled to disagree.</w:t>
+        <w:t>Return on capital is 60.6% on the audited book and 10.2% on replacement cost. The terminal block uses replacement cost, which leaves the plant roughly breaking even on new tonnes — 9.67% against a hurdle of 14.13%, so four points of terminal growth are worth -15.6% of value and the answer does not rest on the rate. On the book basis growth would be close to free and the valuation materially higher. The case for replacement cost is that the book carries a 2010-vintage plant at a tenth of what one would cost to build today, but a reader is entitled to disagree.</w:t>
       </w:r>
     </w:p>
     <w:p>
@@ -15896,7 +15896,7 @@
                 <w:color w:val="1C3A36"/>
                 <w:sz w:val="17"/>
               </w:rPr>
-              <w:t>53.27</w:t>
+              <w:t>53.60</w:t>
             </w:r>
           </w:p>
         </w:tc>
@@ -15914,7 +15914,7 @@
                 <w:color w:val="1C3A36"/>
                 <w:sz w:val="17"/>
               </w:rPr>
-              <w:t>55.27</w:t>
+              <w:t>55.60</w:t>
             </w:r>
           </w:p>
         </w:tc>
@@ -15932,7 +15932,7 @@
                 <w:color w:val="1C3A36"/>
                 <w:sz w:val="17"/>
               </w:rPr>
-              <w:t>57.27</w:t>
+              <w:t>57.60</w:t>
             </w:r>
           </w:p>
         </w:tc>
@@ -15950,7 +15950,7 @@
                 <w:color w:val="1C3A36"/>
                 <w:sz w:val="17"/>
               </w:rPr>
-              <w:t>59.27</w:t>
+              <w:t>59.60</w:t>
             </w:r>
           </w:p>
         </w:tc>
@@ -15968,7 +15968,7 @@
                 <w:color w:val="1C3A36"/>
                 <w:sz w:val="17"/>
               </w:rPr>
-              <w:t>61.27</w:t>
+              <w:t>61.60</w:t>
             </w:r>
           </w:p>
         </w:tc>
@@ -16171,7 +16171,7 @@
                 <w:color w:val="1C3A36"/>
                 <w:sz w:val="17"/>
               </w:rPr>
-              <w:t>47.15</w:t>
+              <w:t>47.97</w:t>
             </w:r>
           </w:p>
         </w:tc>
@@ -16189,7 +16189,7 @@
                 <w:color w:val="1C3A36"/>
                 <w:sz w:val="17"/>
               </w:rPr>
-              <w:t>52.21</w:t>
+              <w:t>52.78</w:t>
             </w:r>
           </w:p>
         </w:tc>
@@ -16207,7 +16207,7 @@
                 <w:color w:val="1C3A36"/>
                 <w:sz w:val="17"/>
               </w:rPr>
-              <w:t>57.27</w:t>
+              <w:t>57.60</w:t>
             </w:r>
           </w:p>
         </w:tc>
@@ -16225,7 +16225,7 @@
                 <w:color w:val="1C3A36"/>
                 <w:sz w:val="17"/>
               </w:rPr>
-              <w:t>62.33</w:t>
+              <w:t>62.41</w:t>
             </w:r>
           </w:p>
         </w:tc>
@@ -16243,7 +16243,7 @@
                 <w:color w:val="1C3A36"/>
                 <w:sz w:val="17"/>
               </w:rPr>
-              <w:t>67.39</w:t>
+              <w:t>67.23</w:t>
             </w:r>
           </w:p>
         </w:tc>
@@ -17082,7 +17082,7 @@
                 <w:color w:val="1C3A36"/>
                 <w:sz w:val="16"/>
               </w:rPr>
-              <w:t>4,866</w:t>
+              <w:t>4,916</w:t>
             </w:r>
           </w:p>
         </w:tc>
@@ -17100,7 +17100,7 @@
                 <w:color w:val="1C3A36"/>
                 <w:sz w:val="16"/>
               </w:rPr>
-              <w:t>5,234</w:t>
+              <w:t>5,287</w:t>
             </w:r>
           </w:p>
         </w:tc>
@@ -17118,7 +17118,7 @@
                 <w:color w:val="1C3A36"/>
                 <w:sz w:val="16"/>
               </w:rPr>
-              <w:t>5,645</w:t>
+              <w:t>5,700</w:t>
             </w:r>
           </w:p>
         </w:tc>
@@ -17136,7 +17136,7 @@
                 <w:color w:val="1C3A36"/>
                 <w:sz w:val="16"/>
               </w:rPr>
-              <w:t>5,974</w:t>
+              <w:t>6,032</w:t>
             </w:r>
           </w:p>
         </w:tc>
@@ -17154,7 +17154,7 @@
                 <w:color w:val="1C3A36"/>
                 <w:sz w:val="16"/>
               </w:rPr>
-              <w:t>6,350</w:t>
+              <w:t>6,410</w:t>
             </w:r>
           </w:p>
         </w:tc>
@@ -17752,7 +17752,7 @@
                 <w:color w:val="1C3A36"/>
                 <w:sz w:val="16"/>
               </w:rPr>
-              <w:t>219</w:t>
+              <w:t>247</w:t>
             </w:r>
           </w:p>
         </w:tc>
@@ -17770,7 +17770,7 @@
                 <w:color w:val="1C3A36"/>
                 <w:sz w:val="16"/>
               </w:rPr>
-              <w:t>323</w:t>
+              <w:t>376</w:t>
             </w:r>
           </w:p>
         </w:tc>
@@ -17788,7 +17788,7 @@
                 <w:color w:val="1C3A36"/>
                 <w:sz w:val="16"/>
               </w:rPr>
-              <w:t>434</w:t>
+              <w:t>511</w:t>
             </w:r>
           </w:p>
         </w:tc>
@@ -17806,7 +17806,7 @@
                 <w:color w:val="1C3A36"/>
                 <w:sz w:val="16"/>
               </w:rPr>
-              <w:t>567</w:t>
+              <w:t>671</w:t>
             </w:r>
           </w:p>
         </w:tc>
@@ -17897,7 +17897,7 @@
                 <w:color w:val="1C3A36"/>
                 <w:sz w:val="16"/>
               </w:rPr>
-              <w:t>4,993</w:t>
+              <w:t>5,043</w:t>
             </w:r>
           </w:p>
         </w:tc>
@@ -17915,7 +17915,7 @@
                 <w:color w:val="1C3A36"/>
                 <w:sz w:val="16"/>
               </w:rPr>
-              <w:t>5,453</w:t>
+              <w:t>5,534</w:t>
             </w:r>
           </w:p>
         </w:tc>
@@ -17933,7 +17933,7 @@
                 <w:color w:val="1C3A36"/>
                 <w:sz w:val="16"/>
               </w:rPr>
-              <w:t>5,968</w:t>
+              <w:t>6,076</w:t>
             </w:r>
           </w:p>
         </w:tc>
@@ -17951,7 +17951,7 @@
                 <w:color w:val="1C3A36"/>
                 <w:sz w:val="16"/>
               </w:rPr>
-              <w:t>6,407</w:t>
+              <w:t>6,543</w:t>
             </w:r>
           </w:p>
         </w:tc>
@@ -17969,7 +17969,7 @@
                 <w:color w:val="1C3A36"/>
                 <w:sz w:val="16"/>
               </w:rPr>
-              <w:t>6,917</w:t>
+              <w:t>7,082</w:t>
             </w:r>
           </w:p>
         </w:tc>
@@ -18060,7 +18060,7 @@
                 <w:color w:val="1C3A36"/>
                 <w:sz w:val="16"/>
               </w:rPr>
-              <w:t>(1,189)</w:t>
+              <w:t>(1,201)</w:t>
             </w:r>
           </w:p>
         </w:tc>
@@ -18078,7 +18078,7 @@
                 <w:color w:val="1C3A36"/>
                 <w:sz w:val="16"/>
               </w:rPr>
-              <w:t>(1,299)</w:t>
+              <w:t>(1,318)</w:t>
             </w:r>
           </w:p>
         </w:tc>
@@ -18096,7 +18096,7 @@
                 <w:color w:val="1C3A36"/>
                 <w:sz w:val="16"/>
               </w:rPr>
-              <w:t>(1,421)</w:t>
+              <w:t>(1,447)</w:t>
             </w:r>
           </w:p>
         </w:tc>
@@ -18114,7 +18114,7 @@
                 <w:color w:val="1C3A36"/>
                 <w:sz w:val="16"/>
               </w:rPr>
-              <w:t>(1,526)</w:t>
+              <w:t>(1,559)</w:t>
             </w:r>
           </w:p>
         </w:tc>
@@ -18132,7 +18132,7 @@
                 <w:color w:val="1C3A36"/>
                 <w:sz w:val="16"/>
               </w:rPr>
-              <w:t>(1,648)</w:t>
+              <w:t>(1,687)</w:t>
             </w:r>
           </w:p>
         </w:tc>
@@ -18233,7 +18233,7 @@
                 <w:color w:val="1C3A36"/>
                 <w:sz w:val="16"/>
               </w:rPr>
-              <w:t>3,804</w:t>
+              <w:t>3,842</w:t>
             </w:r>
           </w:p>
         </w:tc>
@@ -18253,7 +18253,7 @@
                 <w:color w:val="1C3A36"/>
                 <w:sz w:val="16"/>
               </w:rPr>
-              <w:t>4,154</w:t>
+              <w:t>4,216</w:t>
             </w:r>
           </w:p>
         </w:tc>
@@ -18273,7 +18273,7 @@
                 <w:color w:val="1C3A36"/>
                 <w:sz w:val="16"/>
               </w:rPr>
-              <w:t>4,546</w:t>
+              <w:t>4,629</w:t>
             </w:r>
           </w:p>
         </w:tc>
@@ -18293,7 +18293,7 @@
                 <w:color w:val="1C3A36"/>
                 <w:sz w:val="16"/>
               </w:rPr>
-              <w:t>4,881</w:t>
+              <w:t>4,985</w:t>
             </w:r>
           </w:p>
         </w:tc>
@@ -18313,7 +18313,7 @@
                 <w:color w:val="1C3A36"/>
                 <w:sz w:val="16"/>
               </w:rPr>
-              <w:t>5,269</w:t>
+              <w:t>5,395</w:t>
             </w:r>
           </w:p>
         </w:tc>
@@ -18404,7 +18404,7 @@
                 <w:color w:val="1C3A36"/>
                 <w:sz w:val="16"/>
               </w:rPr>
-              <w:t>10.15</w:t>
+              <w:t>10.25</w:t>
             </w:r>
           </w:p>
         </w:tc>
@@ -18422,7 +18422,7 @@
                 <w:color w:val="1C3A36"/>
                 <w:sz w:val="16"/>
               </w:rPr>
-              <w:t>11.08</w:t>
+              <w:t>11.25</w:t>
             </w:r>
           </w:p>
         </w:tc>
@@ -18440,7 +18440,7 @@
                 <w:color w:val="1C3A36"/>
                 <w:sz w:val="16"/>
               </w:rPr>
-              <w:t>12.13</w:t>
+              <w:t>12.35</w:t>
             </w:r>
           </w:p>
         </w:tc>
@@ -18458,7 +18458,7 @@
                 <w:color w:val="1C3A36"/>
                 <w:sz w:val="16"/>
               </w:rPr>
-              <w:t>13.02</w:t>
+              <w:t>13.30</w:t>
             </w:r>
           </w:p>
         </w:tc>
@@ -18476,7 +18476,7 @@
                 <w:color w:val="1C3A36"/>
                 <w:sz w:val="16"/>
               </w:rPr>
-              <w:t>14.06</w:t>
+              <w:t>14.39</w:t>
             </w:r>
           </w:p>
         </w:tc>
@@ -18817,7 +18817,7 @@
                 <w:color w:val="1C3A36"/>
                 <w:sz w:val="16"/>
               </w:rPr>
-              <w:t>8,470</w:t>
+              <w:t>8,487</w:t>
             </w:r>
           </w:p>
         </w:tc>
@@ -18837,7 +18837,7 @@
                 <w:color w:val="1C3A36"/>
                 <w:sz w:val="16"/>
               </w:rPr>
-              <w:t>10,315</w:t>
+              <w:t>10,359</w:t>
             </w:r>
           </w:p>
         </w:tc>
@@ -18857,7 +18857,7 @@
                 <w:color w:val="1C3A36"/>
                 <w:sz w:val="16"/>
               </w:rPr>
-              <w:t>12,333</w:t>
+              <w:t>12,414</w:t>
             </w:r>
           </w:p>
         </w:tc>
@@ -18877,7 +18877,7 @@
                 <w:color w:val="1C3A36"/>
                 <w:sz w:val="16"/>
               </w:rPr>
-              <w:t>14,500</w:t>
+              <w:t>14,627</w:t>
             </w:r>
           </w:p>
         </w:tc>
@@ -18897,7 +18897,7 @@
                 <w:color w:val="1C3A36"/>
                 <w:sz w:val="16"/>
               </w:rPr>
-              <w:t>16,840</w:t>
+              <w:t>17,022</w:t>
             </w:r>
           </w:p>
         </w:tc>
@@ -18988,7 +18988,7 @@
                 <w:color w:val="1C3A36"/>
                 <w:sz w:val="16"/>
               </w:rPr>
-              <w:t>2,370</w:t>
+              <w:t>2,582</w:t>
             </w:r>
           </w:p>
         </w:tc>
@@ -19006,7 +19006,7 @@
                 <w:color w:val="1C3A36"/>
                 <w:sz w:val="16"/>
               </w:rPr>
-              <w:t>3,414</w:t>
+              <w:t>3,857</w:t>
             </w:r>
           </w:p>
         </w:tc>
@@ -19024,7 +19024,7 @@
                 <w:color w:val="1C3A36"/>
                 <w:sz w:val="16"/>
               </w:rPr>
-              <w:t>4,637</w:t>
+              <w:t>5,332</w:t>
             </w:r>
           </w:p>
         </w:tc>
@@ -19042,7 +19042,7 @@
                 <w:color w:val="1C3A36"/>
                 <w:sz w:val="16"/>
               </w:rPr>
-              <w:t>6,036</w:t>
+              <w:t>7,002</w:t>
             </w:r>
           </w:p>
         </w:tc>
@@ -19060,7 +19060,7 @@
                 <w:color w:val="1C3A36"/>
                 <w:sz w:val="16"/>
               </w:rPr>
-              <w:t>7,623</w:t>
+              <w:t>8,882</w:t>
             </w:r>
           </w:p>
         </w:tc>
@@ -19314,7 +19314,7 @@
                 <w:color w:val="1C3A36"/>
                 <w:sz w:val="16"/>
               </w:rPr>
-              <w:t>-1,235</w:t>
+              <w:t>-1,447</w:t>
             </w:r>
           </w:p>
         </w:tc>
@@ -19332,7 +19332,7 @@
                 <w:color w:val="1C3A36"/>
                 <w:sz w:val="16"/>
               </w:rPr>
-              <w:t>-2,279</w:t>
+              <w:t>-2,722</w:t>
             </w:r>
           </w:p>
         </w:tc>
@@ -19350,7 +19350,7 @@
                 <w:color w:val="1C3A36"/>
                 <w:sz w:val="16"/>
               </w:rPr>
-              <w:t>-3,502</w:t>
+              <w:t>-4,197</w:t>
             </w:r>
           </w:p>
         </w:tc>
@@ -19368,7 +19368,7 @@
                 <w:color w:val="1C3A36"/>
                 <w:sz w:val="16"/>
               </w:rPr>
-              <w:t>-4,901</w:t>
+              <w:t>-5,867</w:t>
             </w:r>
           </w:p>
         </w:tc>
@@ -19386,7 +19386,7 @@
                 <w:color w:val="1C3A36"/>
                 <w:sz w:val="16"/>
               </w:rPr>
-              <w:t>-6,488</w:t>
+              <w:t>-7,747</w:t>
             </w:r>
           </w:p>
         </w:tc>
@@ -19477,7 +19477,7 @@
                 <w:color w:val="1C3A36"/>
                 <w:sz w:val="16"/>
               </w:rPr>
-              <w:t>4,330</w:t>
+              <w:t>4,347</w:t>
             </w:r>
           </w:p>
         </w:tc>
@@ -19495,7 +19495,7 @@
                 <w:color w:val="1C3A36"/>
                 <w:sz w:val="16"/>
               </w:rPr>
-              <w:t>6,174</w:t>
+              <w:t>6,218</w:t>
             </w:r>
           </w:p>
         </w:tc>
@@ -19513,7 +19513,7 @@
                 <w:color w:val="1C3A36"/>
                 <w:sz w:val="16"/>
               </w:rPr>
-              <w:t>8,193</w:t>
+              <w:t>8,274</w:t>
             </w:r>
           </w:p>
         </w:tc>
@@ -19531,7 +19531,7 @@
                 <w:color w:val="1C3A36"/>
                 <w:sz w:val="16"/>
               </w:rPr>
-              <w:t>10,360</w:t>
+              <w:t>10,487</w:t>
             </w:r>
           </w:p>
         </w:tc>
@@ -19549,7 +19549,7 @@
                 <w:color w:val="1C3A36"/>
                 <w:sz w:val="16"/>
               </w:rPr>
-              <w:t>12,700</w:t>
+              <w:t>12,882</w:t>
             </w:r>
           </w:p>
         </w:tc>
@@ -19640,7 +19640,7 @@
                 <w:color w:val="1C3A36"/>
                 <w:sz w:val="16"/>
               </w:rPr>
-              <w:t>11.55</w:t>
+              <w:t>11.60</w:t>
             </w:r>
           </w:p>
         </w:tc>
@@ -19658,7 +19658,7 @@
                 <w:color w:val="1C3A36"/>
                 <w:sz w:val="16"/>
               </w:rPr>
-              <w:t>16.47</w:t>
+              <w:t>16.59</w:t>
             </w:r>
           </w:p>
         </w:tc>
@@ -19676,7 +19676,7 @@
                 <w:color w:val="1C3A36"/>
                 <w:sz w:val="16"/>
               </w:rPr>
-              <w:t>21.86</w:t>
+              <w:t>22.07</w:t>
             </w:r>
           </w:p>
         </w:tc>
@@ -19694,7 +19694,7 @@
                 <w:color w:val="1C3A36"/>
                 <w:sz w:val="16"/>
               </w:rPr>
-              <w:t>27.64</w:t>
+              <w:t>27.97</w:t>
             </w:r>
           </w:p>
         </w:tc>
@@ -19712,7 +19712,7 @@
                 <w:color w:val="1C3A36"/>
                 <w:sz w:val="16"/>
               </w:rPr>
-              <w:t>33.88</w:t>
+              <w:t>34.36</w:t>
             </w:r>
           </w:p>
         </w:tc>
@@ -19803,7 +19803,7 @@
                 <w:color w:val="1C3A36"/>
                 <w:sz w:val="16"/>
               </w:rPr>
-              <w:t>87.9%</w:t>
+              <w:t>88.4%</w:t>
             </w:r>
           </w:p>
         </w:tc>
@@ -19821,7 +19821,7 @@
                 <w:color w:val="1C3A36"/>
                 <w:sz w:val="16"/>
               </w:rPr>
-              <w:t>67.3%</w:t>
+              <w:t>67.8%</w:t>
             </w:r>
           </w:p>
         </w:tc>
@@ -19839,7 +19839,7 @@
                 <w:color w:val="1C3A36"/>
                 <w:sz w:val="16"/>
               </w:rPr>
-              <w:t>55.5%</w:t>
+              <w:t>55.9%</w:t>
             </w:r>
           </w:p>
         </w:tc>
@@ -19857,7 +19857,7 @@
                 <w:color w:val="1C3A36"/>
                 <w:sz w:val="16"/>
               </w:rPr>
-              <w:t>47.1%</w:t>
+              <w:t>47.5%</w:t>
             </w:r>
           </w:p>
         </w:tc>
@@ -19875,7 +19875,7 @@
                 <w:color w:val="1C3A36"/>
                 <w:sz w:val="16"/>
               </w:rPr>
-              <w:t>41.5%</w:t>
+              <w:t>41.9%</w:t>
             </w:r>
           </w:p>
         </w:tc>
@@ -20092,7 +20092,7 @@
                 <w:color w:val="1C3A36"/>
                 <w:sz w:val="17"/>
               </w:rPr>
-              <w:t>3,804</w:t>
+              <w:t>3,842</w:t>
             </w:r>
           </w:p>
         </w:tc>
@@ -20110,7 +20110,7 @@
                 <w:color w:val="1C3A36"/>
                 <w:sz w:val="17"/>
               </w:rPr>
-              <w:t>4,154</w:t>
+              <w:t>4,216</w:t>
             </w:r>
           </w:p>
         </w:tc>
@@ -20128,7 +20128,7 @@
                 <w:color w:val="1C3A36"/>
                 <w:sz w:val="17"/>
               </w:rPr>
-              <w:t>4,546</w:t>
+              <w:t>4,629</w:t>
             </w:r>
           </w:p>
         </w:tc>
@@ -20146,7 +20146,7 @@
                 <w:color w:val="1C3A36"/>
                 <w:sz w:val="17"/>
               </w:rPr>
-              <w:t>4,881</w:t>
+              <w:t>4,985</w:t>
             </w:r>
           </w:p>
         </w:tc>
@@ -20164,7 +20164,7 @@
                 <w:color w:val="1C3A36"/>
                 <w:sz w:val="17"/>
               </w:rPr>
-              <w:t>5,269</w:t>
+              <w:t>5,395</w:t>
             </w:r>
           </w:p>
         </w:tc>
@@ -20419,7 +20419,7 @@
                 <w:color w:val="1C3A36"/>
                 <w:sz w:val="17"/>
               </w:rPr>
-              <w:t>-1,012</w:t>
+              <w:t>-817</w:t>
             </w:r>
           </w:p>
         </w:tc>
@@ -20437,7 +20437,7 @@
                 <w:color w:val="1C3A36"/>
                 <w:sz w:val="17"/>
               </w:rPr>
-              <w:t>-1,062</w:t>
+              <w:t>-858</w:t>
             </w:r>
           </w:p>
         </w:tc>
@@ -20455,7 +20455,7 @@
                 <w:color w:val="1C3A36"/>
                 <w:sz w:val="17"/>
               </w:rPr>
-              <w:t>-1,116</w:t>
+              <w:t>-901</w:t>
             </w:r>
           </w:p>
         </w:tc>
@@ -20473,7 +20473,7 @@
                 <w:color w:val="1C3A36"/>
                 <w:sz w:val="17"/>
               </w:rPr>
-              <w:t>-1,172</w:t>
+              <w:t>-946</w:t>
             </w:r>
           </w:p>
         </w:tc>
@@ -20491,7 +20491,7 @@
                 <w:color w:val="1C3A36"/>
                 <w:sz w:val="17"/>
               </w:rPr>
-              <w:t>-1,230</w:t>
+              <w:t>-993</w:t>
             </w:r>
           </w:p>
         </w:tc>
@@ -20528,7 +20528,7 @@
                 <w:color w:val="1C3A36"/>
                 <w:sz w:val="17"/>
               </w:rPr>
-              <w:t>-2,115</w:t>
+              <w:t>-2,136</w:t>
             </w:r>
           </w:p>
         </w:tc>
@@ -20546,7 +20546,7 @@
                 <w:color w:val="1C3A36"/>
                 <w:sz w:val="17"/>
               </w:rPr>
-              <w:t>-2,310</w:t>
+              <w:t>-2,344</w:t>
             </w:r>
           </w:p>
         </w:tc>
@@ -20564,7 +20564,7 @@
                 <w:color w:val="1C3A36"/>
                 <w:sz w:val="17"/>
               </w:rPr>
-              <w:t>-2,528</w:t>
+              <w:t>-2,574</w:t>
             </w:r>
           </w:p>
         </w:tc>
@@ -20582,7 +20582,7 @@
                 <w:color w:val="1C3A36"/>
                 <w:sz w:val="17"/>
               </w:rPr>
-              <w:t>-2,714</w:t>
+              <w:t>-2,771</w:t>
             </w:r>
           </w:p>
         </w:tc>
@@ -20600,7 +20600,7 @@
                 <w:color w:val="1C3A36"/>
                 <w:sz w:val="17"/>
               </w:rPr>
-              <w:t>-2,930</w:t>
+              <w:t>-3,000</w:t>
             </w:r>
           </w:p>
         </w:tc>
@@ -20641,7 +20641,7 @@
                 <w:color w:val="1C3A36"/>
                 <w:sz w:val="17"/>
               </w:rPr>
-              <w:t>2,370</w:t>
+              <w:t>2,582</w:t>
             </w:r>
           </w:p>
         </w:tc>
@@ -20661,7 +20661,7 @@
                 <w:color w:val="1C3A36"/>
                 <w:sz w:val="17"/>
               </w:rPr>
-              <w:t>3,414</w:t>
+              <w:t>3,857</w:t>
             </w:r>
           </w:p>
         </w:tc>
@@ -20681,7 +20681,7 @@
                 <w:color w:val="1C3A36"/>
                 <w:sz w:val="17"/>
               </w:rPr>
-              <w:t>4,637</w:t>
+              <w:t>5,332</w:t>
             </w:r>
           </w:p>
         </w:tc>
@@ -20701,7 +20701,7 @@
                 <w:color w:val="1C3A36"/>
                 <w:sz w:val="17"/>
               </w:rPr>
-              <w:t>6,036</w:t>
+              <w:t>7,002</w:t>
             </w:r>
           </w:p>
         </w:tc>
@@ -20721,7 +20721,7 @@
                 <w:color w:val="1C3A36"/>
                 <w:sz w:val="17"/>
               </w:rPr>
-              <w:t>7,623</w:t>
+              <w:t>8,882</w:t>
             </w:r>
           </w:p>
         </w:tc>
@@ -20758,7 +20758,7 @@
                 <w:color w:val="1C3A36"/>
                 <w:sz w:val="17"/>
               </w:rPr>
-              <w:t>1,465</w:t>
+              <w:t>1,582</w:t>
             </w:r>
           </w:p>
         </w:tc>
@@ -20776,7 +20776,7 @@
                 <w:color w:val="1C3A36"/>
                 <w:sz w:val="17"/>
               </w:rPr>
-              <w:t>3,187</w:t>
+              <w:t>3,432</w:t>
             </w:r>
           </w:p>
         </w:tc>
@@ -20794,7 +20794,7 @@
                 <w:color w:val="1C3A36"/>
                 <w:sz w:val="17"/>
               </w:rPr>
-              <w:t>3,505</w:t>
+              <w:t>3,762</w:t>
             </w:r>
           </w:p>
         </w:tc>
@@ -20812,7 +20812,7 @@
                 <w:color w:val="1C3A36"/>
                 <w:sz w:val="17"/>
               </w:rPr>
-              <w:t>3,782</w:t>
+              <w:t>4,052</w:t>
             </w:r>
           </w:p>
         </w:tc>
@@ -20830,7 +20830,7 @@
                 <w:color w:val="1C3A36"/>
                 <w:sz w:val="17"/>
               </w:rPr>
-              <w:t>4,084</w:t>
+              <w:t>4,367</w:t>
             </w:r>
           </w:p>
         </w:tc>
@@ -21808,7 +21808,7 @@
           <w:color w:val="1C3A36"/>
           <w:sz w:val="21"/>
         </w:rPr>
-        <w:t>EGP 50.38 to EGP 66.56, central EGP 57.32 (-2.9% against the market price of EGP 59.00).</w:t>
+        <w:t>EGP 53.90 to EGP 71.25, central EGP 61.33 (+4.0% against the market price of EGP 59.00).</w:t>
       </w:r>
     </w:p>
     <w:p>
@@ -21822,7 +21822,7 @@
           <w:color w:val="1C3A36"/>
           <w:sz w:val="21"/>
         </w:rPr>
-        <w:t>Ignores the terminal value and asks what the cash stream is worth to someone who has to be paid in cash. Average free cash flow to the firm across FY2027-FY2030 is EGP 3640mn; required at a 17.5% cash return that is a business worth EGP 20799mn before net cash of EGP 687mn is added back. This is not hypothetical: the company declared EGP 2002mn for FY2025 on EGP 3600mn of attributable profit, a 56% payout, and the audited cash flow shows EGP 1702mn actually paid out during 2025.</w:t>
+        <w:t>Ignores the terminal value and asks what the cash stream is worth to someone who has to be paid in cash. Average free cash flow to the firm across FY2027-FY2030 is EGP 3903mn; required at a 17.5% cash return that is a business worth EGP 22305mn before net cash of EGP 687mn is added back. This is not hypothetical: the company declared EGP 2002mn for FY2025 on EGP 3600mn of attributable profit, a 56% payout, and the audited cash flow shows EGP 1702mn actually paid out during 2025.</w:t>
       </w:r>
     </w:p>
     <w:p>
@@ -21845,7 +21845,7 @@
           <w:color w:val="1C3A36"/>
           <w:sz w:val="21"/>
         </w:rPr>
-        <w:t>A required cash return above 20% takes this valuation to EGP 50.38. So would maintenance capital spending materially above the USD 4.00 per tonne assumed here — the audited FY2024 and FY2025 capex of EGP 912mn and EGP 796mn is the number to watch, and both years carried the alternative-fuel and silo programmes on top of maintenance.</w:t>
+        <w:t>A required cash return above 20% takes this valuation to EGP 53.90. So would maintenance capital spending materially above the USD 3.23 per tonne assumed here — the audited FY2024 and FY2025 capex of EGP 912mn and EGP 796mn is the number to watch, and both years carried the alternative-fuel and silo programmes on top of maintenance.</w:t>
       </w:r>
     </w:p>
     <w:tbl>
@@ -22187,7 +22187,7 @@
                 <w:color w:val="1C3A36"/>
                 <w:sz w:val="18"/>
               </w:rPr>
-              <w:t>50.38</w:t>
+              <w:t>53.90</w:t>
             </w:r>
           </w:p>
         </w:tc>
@@ -22205,7 +22205,7 @@
                 <w:color w:val="1C3A36"/>
                 <w:sz w:val="18"/>
               </w:rPr>
-              <w:t>57.32</w:t>
+              <w:t>61.33</w:t>
             </w:r>
           </w:p>
         </w:tc>
@@ -22223,7 +22223,7 @@
                 <w:color w:val="1C3A36"/>
                 <w:sz w:val="18"/>
               </w:rPr>
-              <w:t>66.56</w:t>
+              <w:t>71.25</w:t>
             </w:r>
           </w:p>
         </w:tc>
@@ -22241,7 +22241,7 @@
                 <w:color w:val="1C3A36"/>
                 <w:sz w:val="18"/>
               </w:rPr>
-              <w:t>-2.9%</w:t>
+              <w:t>+4.0%</w:t>
             </w:r>
           </w:p>
         </w:tc>
@@ -22302,7 +22302,7 @@
                 <w:color w:val="1C3A36"/>
                 <w:sz w:val="18"/>
               </w:rPr>
-              <w:t>57.32</w:t>
+              <w:t>61.33</w:t>
             </w:r>
           </w:p>
         </w:tc>
@@ -22342,7 +22342,7 @@
                 <w:color w:val="1C3A36"/>
                 <w:sz w:val="18"/>
               </w:rPr>
-              <w:t>-2.9%</w:t>
+              <w:t>+4.0%</w:t>
             </w:r>
           </w:p>
         </w:tc>

--- a/engine/arcc_study/ARCC_Valuation_Study_01-09-2026_public.docx
+++ b/engine/arcc_study/ARCC_Valuation_Study_01-09-2026_public.docx
@@ -154,7 +154,7 @@
                 <w:color w:val="1C3A36"/>
                 <w:sz w:val="19"/>
               </w:rPr>
-              <w:t>Two production lines in Suez governorate, about 5.0 million tonnes of cement a year and roughly 6.6% of Egypt's nominal capacity, listed on the Egyptian Exchange since May 2014, with cash of EGP 3,459mn against interest-bearing debt of EGP 1,135mn. Every figure in this study is read from the audited consolidated accounts.</w:t>
+              <w:t>Two production lines in Suez governorate, about 5.0 million tonnes of cement a year and roughly 6.6% of Egypt's nominal capacity, listed on the Egyptian Exchange since May 2014, with cash of EGP 1,971mn against interest-bearing debt of EGP 1,283mn at 30 June 2026. Every figure in this study is read from the company's own audited and reviewed accounts.</w:t>
             </w:r>
           </w:p>
           <w:p>
@@ -8611,7 +8611,7 @@
           <w:color w:val="1C3A36"/>
           <w:sz w:val="21"/>
         </w:rPr>
-        <w:t>Cash is added at face and is not in the discount rate. The audited balance sheet shows EGP 3,459mn of cash against EGP 1,135mn of interest-bearing debt at 31 December 2025. Rolling that forward on the elapsed part of FY2026 and DEDUCTING the EGP 2,002mn FY2025 dividend — declared and still shown as payable in the March 2026 accounts, so a buyer at today's price does not receive it — puts net cash at EGP 687mn at the valuation date, or EGP 1.83 a share. The March 2026 balance sheet is the independent check on that: cash of EGP 4,380mn less debt of EGP 1,261mn less the dividend payable of EGP 2,002mn is EGP 1,117mn at 31 March, four months before the valuation date.</w:t>
+        <w:t>Cash is added at face and is not in the discount rate. The valuation date is 30 June 2026 and the bridge stands on the balance sheet OF THAT DATE rather than on a roll-forward: cash of EGP 1,971mn less interest-bearing debt of EGP 1,283mn is net cash of EGP 687mn, or EGP 1.83 a share. The previous edition had no balance sheet for its own valuation date and had to build one — FY2025 cash, plus the cash the business would generate to that date, less the declared dividend — which came out EGP 1,289mn too generous, EGP 3.44 a share, because a projection cannot see six months of stock-building, receivables and capital spending that had in fact happened. A disclosed balance sheet beats a projection of one.</w:t>
       </w:r>
     </w:p>
     <w:p>
@@ -8625,7 +8625,7 @@
           <w:color w:val="1C3A36"/>
           <w:sz w:val="21"/>
         </w:rPr>
-        <w:t>Minority interests are deducted, and the audited figure is the reason this line is now immaterial: EGP 158,005 — one hundred and fifty-eight thousand pounds, or 0.0007% of equity value. The subsidiaries are 99% to 99.99% owned.</w:t>
+        <w:t>Minority interests are deducted, and the audited figure is the reason this line is now immaterial: EGP 216,054 at 30 June 2026, or 0.0010% of equity value. The subsidiaries are 99% to 99.99% owned.</w:t>
       </w:r>
     </w:p>
     <w:p>
